--- a/downloads/fiches/bts_finitions_amenagement_des_batiments_conception_et_realisation_fiche_evaluation.docx
+++ b/downloads/fiches/bts_finitions_amenagement_des_batiments_conception_et_realisation_fiche_evaluation.docx
@@ -186,7 +186,7 @@
               <w:rPr>
                 <w:lang w:val="fr-FR" w:eastAsia="fr-FR" w:bidi="fr-FR"/>
               </w:rPr>
-              <w:t>CCF ou ponctuelle selon voie ; dossier support confirme</w:t>
+              <w:t>CCF ou ponctuelle selon voie ; dossier support confirmé</w:t>
             </w:r>
           </w:p>
         </w:tc>

--- a/downloads/fiches/bts_finitions_amenagement_des_batiments_conception_et_realisation_fiche_evaluation.docx
+++ b/downloads/fiches/bts_finitions_amenagement_des_batiments_conception_et_realisation_fiche_evaluation.docx
@@ -9,11 +9,8 @@
       <w:r>
         <w:rPr>
           <w:b/>
-          <w:color w:val="1F4E79"/>
-          <w:sz w:val="32"/>
-          <w:lang w:val="fr-FR" w:eastAsia="fr-FR" w:bidi="fr-FR"/>
         </w:rPr>
-        <w:t>Fiche d'évaluation reconstituée - BTS Finitions, aménagement des bâtiments : conception et réalisation</w:t>
+        <w:t>Fiche d'évaluation - BTS Finitions, aménagement des bâtiments : conception et réalisation</w:t>
       </w:r>
     </w:p>
     <w:p>
@@ -27,31 +24,6 @@
           <w:lang w:val="fr-FR" w:eastAsia="fr-FR" w:bidi="fr-FR"/>
         </w:rPr>
         <w:t>Support évalué : Compte rendu / presentation d'activités professionnelles | Modalité : Mixte selon voie</w:t>
-      </w:r>
-    </w:p>
-    <w:p>
-      <w:pPr>
-        <w:jc w:val="center"/>
-      </w:pPr>
-      <w:r>
-        <w:rPr>
-          <w:b/>
-          <w:color w:val="C0504D"/>
-          <w:lang w:val="fr-FR" w:eastAsia="fr-FR" w:bidi="fr-FR"/>
-        </w:rPr>
-        <w:t>Trame minimale à compléter</w:t>
-      </w:r>
-    </w:p>
-    <w:p>
-      <w:pPr>
-        <w:spacing w:after="120"/>
-      </w:pPr>
-      <w:r>
-        <w:rPr>
-          <w:i/>
-          <w:lang w:val="fr-FR" w:eastAsia="fr-FR" w:bidi="fr-FR"/>
-        </w:rPr>
-        <w:t>Cette fiche est une reconstitution de travail à partir des sources publiques repérées au 2026-05-06. Elle ne remplace pas un formulaire national opposable lorsqu'une grille officielle complète existe par ailleurs.</w:t>
       </w:r>
     </w:p>
     <w:tbl>
@@ -108,9 +80,8 @@
             <w:r>
               <w:rPr>
                 <w:b/>
-                <w:lang w:val="fr-FR" w:eastAsia="fr-FR" w:bidi="fr-FR"/>
               </w:rPr>
-              <w:t>Modalité</w:t>
+              <w:t>Modalité d'évaluation</w:t>
             </w:r>
           </w:p>
         </w:tc>
@@ -169,10 +140,8 @@
           <w:p>
             <w:r>
               <w:rPr>
-                <w:b/>
-                <w:lang w:val="fr-FR" w:eastAsia="fr-FR" w:bidi="fr-FR"/>
+                <w:b w:val="0"/>
               </w:rPr>
-              <w:t>Statut documentaire</w:t>
             </w:r>
           </w:p>
         </w:tc>
@@ -184,9 +153,8 @@
           <w:p>
             <w:r>
               <w:rPr>
-                <w:lang w:val="fr-FR" w:eastAsia="fr-FR" w:bidi="fr-FR"/>
+                <w:b w:val="0"/>
               </w:rPr>
-              <w:t>CCF ou ponctuelle selon voie ; dossier support confirmé</w:t>
             </w:r>
           </w:p>
         </w:tc>
@@ -293,10 +261,8 @@
           <w:p>
             <w:r>
               <w:rPr>
-                <w:b/>
-                <w:lang w:val="fr-FR" w:eastAsia="fr-FR" w:bidi="fr-FR"/>
+                <w:b w:val="0"/>
               </w:rPr>
-              <w:t>Niveau de reconstitution</w:t>
             </w:r>
           </w:p>
         </w:tc>
@@ -308,71 +274,8 @@
           <w:p>
             <w:r>
               <w:rPr>
-                <w:lang w:val="fr-FR" w:eastAsia="fr-FR" w:bidi="fr-FR"/>
+                <w:b w:val="0"/>
               </w:rPr>
-              <w:t>Trame minimale à compléter</w:t>
-            </w:r>
-          </w:p>
-        </w:tc>
-      </w:tr>
-      <w:tr>
-        <w:tc>
-          <w:tcPr>
-            <w:tcW w:type="dxa" w:w="1814"/>
-            <w:vAlign w:val="center"/>
-            <w:shd w:fill="D9EAF7"/>
-          </w:tcPr>
-          <w:p>
-            <w:r>
-              <w:rPr>
-                <w:b/>
-                <w:lang w:val="fr-FR" w:eastAsia="fr-FR" w:bidi="fr-FR"/>
-              </w:rPr>
-              <w:t>Sources modèle</w:t>
-            </w:r>
-          </w:p>
-        </w:tc>
-        <w:tc>
-          <w:tcPr>
-            <w:tcW w:type="dxa" w:w="4535"/>
-            <w:vAlign w:val="center"/>
-          </w:tcPr>
-          <w:p>
-            <w:r>
-              <w:rPr>
-                <w:lang w:val="fr-FR" w:eastAsia="fr-FR" w:bidi="fr-FR"/>
-              </w:rPr>
-              <w:t>Le BTS Aménagement finition (abrogé) est remplacé par le BTS Finition, aménagement des bâtiments : conception et réalisation. Pour ce dernier, l'épreuve E62 'Conduite de travaux' est évaluée en CCF. Des fiches de validation du cahier des charges pour l'épreuve E62 sont mentionnées sur Eduscol STI. Une fiche d'évaluation pour l'épreuve E62 du BTS FED (Finition, Enveloppe du Bâtiment) est disponible, qui pourrait être similaire.</w:t>
-            </w:r>
-          </w:p>
-        </w:tc>
-        <w:tc>
-          <w:tcPr>
-            <w:tcW w:type="dxa" w:w="1814"/>
-            <w:vAlign w:val="center"/>
-            <w:shd w:fill="D9EAF7"/>
-          </w:tcPr>
-          <w:p>
-            <w:r>
-              <w:rPr>
-                <w:b/>
-                <w:lang w:val="fr-FR" w:eastAsia="fr-FR" w:bidi="fr-FR"/>
-              </w:rPr>
-              <w:t>Document jury</w:t>
-            </w:r>
-          </w:p>
-        </w:tc>
-        <w:tc>
-          <w:tcPr>
-            <w:tcW w:type="dxa" w:w="6009"/>
-            <w:vAlign w:val="center"/>
-          </w:tcPr>
-          <w:p>
-            <w:r>
-              <w:rPr>
-                <w:lang w:val="fr-FR" w:eastAsia="fr-FR" w:bidi="fr-FR"/>
-              </w:rPr>
-              <w:t>Non retrouvé</w:t>
             </w:r>
           </w:p>
         </w:tc>
@@ -1619,9 +1522,8 @@
             <w:r>
               <w:rPr>
                 <w:b/>
-                <w:lang w:val="fr-FR" w:eastAsia="fr-FR" w:bidi="fr-FR"/>
               </w:rPr>
-              <w:t>Décision / note / positionnement local</w:t>
+              <w:t>Note proposée</w:t>
             </w:r>
           </w:p>
         </w:tc>
@@ -1643,27 +1545,9 @@
     <w:p>
       <w:r>
         <w:rPr>
-          <w:b/>
-          <w:lang w:val="fr-FR" w:eastAsia="fr-FR" w:bidi="fr-FR"/>
-        </w:rPr>
-        <w:t>Fondement et sources de reconstitution</w:t>
-      </w:r>
-    </w:p>
-    <w:p>
-      <w:r>
-        <w:rPr>
           <w:lang w:val="fr-FR" w:eastAsia="fr-FR" w:bidi="fr-FR"/>
         </w:rPr>
         <w:t>Aucune grille intégrale publique n'a été isolée ; la fiche repose sur les indices documentaires disponibles pour ce BTS.</w:t>
-      </w:r>
-    </w:p>
-    <w:p>
-      <w:r>
-        <w:rPr>
-          <w:sz w:val="17"/>
-          <w:lang w:val="fr-FR" w:eastAsia="fr-FR" w:bidi="fr-FR"/>
-        </w:rPr>
-        <w:t>Référentiel : https://www.legifrance.gouv.fr/loda/id/LEGIARTI000043084325/2021-02-01</w:t>
       </w:r>
     </w:p>
     <w:p>
